--- a/examples/reviewed-task2.docx
+++ b/examples/reviewed-task2.docx
@@ -28,7 +28,7 @@
           <w:sz w:val="20"/>
           <w:szCs w:val="20"/>
         </w:rPr>
-        <w:t xml:space="preserve">2026-09-13 ｜ Task 2 ｜ 预估分 6.0</w:t>
+        <w:t xml:space="preserve">2026-09-13 ｜ Task 2 ｜ 位置 5.0–6.5</w:t>
       </w:r>
     </w:p>
     <w:p>
@@ -818,8 +818,8 @@
       </w:tblPr>
       <w:tblGrid>
         <w:gridCol w:w="2400"/>
-        <w:gridCol w:w="1100"/>
-        <w:gridCol w:w="5460"/>
+        <w:gridCol w:w="2100"/>
+        <w:gridCol w:w="4460"/>
       </w:tblGrid>
       <w:tr>
         <w:tc>
@@ -843,7 +843,7 @@
         </w:tc>
         <w:tc>
           <w:tcPr>
-            <w:tcW w:w="1100" w:type="dxa"/>
+            <w:tcW w:w="2100" w:type="dxa"/>
           </w:tcPr>
           <w:p>
             <w:pPr>
@@ -856,13 +856,13 @@
                 <w:sz w:val="18"/>
                 <w:szCs w:val="18"/>
               </w:rPr>
-              <w:t xml:space="preserve">预估分</w:t>
-            </w:r>
-          </w:p>
-        </w:tc>
-        <w:tc>
-          <w:tcPr>
-            <w:tcW w:w="5460" w:type="dxa"/>
+              <w:t xml:space="preserve">位置（区间）</w:t>
+            </w:r>
+          </w:p>
+        </w:tc>
+        <w:tc>
+          <w:tcPr>
+            <w:tcW w:w="4460" w:type="dxa"/>
           </w:tcPr>
           <w:p>
             <w:pPr>
@@ -901,25 +901,25 @@
         </w:tc>
         <w:tc>
           <w:tcPr>
-            <w:tcW w:w="1100" w:type="dxa"/>
-          </w:tcPr>
-          <w:p>
-            <w:pPr>
-              <w:spacing w:after="40"/>
-            </w:pPr>
-            <w:r>
-              <w:rPr>
-                <w:rFonts w:ascii="Times New Roman" w:hAnsi="Times New Roman" w:cs="Times New Roman"/>
-                <w:sz w:val="18"/>
-                <w:szCs w:val="18"/>
-              </w:rPr>
-              <w:t xml:space="preserve">6.0</w:t>
-            </w:r>
-          </w:p>
-        </w:tc>
-        <w:tc>
-          <w:tcPr>
-            <w:tcW w:w="5460" w:type="dxa"/>
+            <w:tcW w:w="2100" w:type="dxa"/>
+          </w:tcPr>
+          <w:p>
+            <w:pPr>
+              <w:spacing w:after="40"/>
+            </w:pPr>
+            <w:r>
+              <w:rPr>
+                <w:rFonts w:ascii="Times New Roman" w:hAnsi="Times New Roman" w:cs="Times New Roman"/>
+                <w:sz w:val="18"/>
+                <w:szCs w:val="18"/>
+              </w:rPr>
+              <w:t xml:space="preserve">5.5–6.5（中点 6）</w:t>
+            </w:r>
+          </w:p>
+        </w:tc>
+        <w:tc>
+          <w:tcPr>
+            <w:tcW w:w="4460" w:type="dxa"/>
           </w:tcPr>
           <w:p>
             <w:pPr>
@@ -957,25 +957,25 @@
         </w:tc>
         <w:tc>
           <w:tcPr>
-            <w:tcW w:w="1100" w:type="dxa"/>
-          </w:tcPr>
-          <w:p>
-            <w:pPr>
-              <w:spacing w:after="40"/>
-            </w:pPr>
-            <w:r>
-              <w:rPr>
-                <w:rFonts w:ascii="Times New Roman" w:hAnsi="Times New Roman" w:cs="Times New Roman"/>
-                <w:sz w:val="18"/>
-                <w:szCs w:val="18"/>
-              </w:rPr>
-              <w:t xml:space="preserve">6.0</w:t>
-            </w:r>
-          </w:p>
-        </w:tc>
-        <w:tc>
-          <w:tcPr>
-            <w:tcW w:w="5460" w:type="dxa"/>
+            <w:tcW w:w="2100" w:type="dxa"/>
+          </w:tcPr>
+          <w:p>
+            <w:pPr>
+              <w:spacing w:after="40"/>
+            </w:pPr>
+            <w:r>
+              <w:rPr>
+                <w:rFonts w:ascii="Times New Roman" w:hAnsi="Times New Roman" w:cs="Times New Roman"/>
+                <w:sz w:val="18"/>
+                <w:szCs w:val="18"/>
+              </w:rPr>
+              <w:t xml:space="preserve">5.5–6.5（中点 6）</w:t>
+            </w:r>
+          </w:p>
+        </w:tc>
+        <w:tc>
+          <w:tcPr>
+            <w:tcW w:w="4460" w:type="dxa"/>
           </w:tcPr>
           <w:p>
             <w:pPr>
@@ -1013,25 +1013,25 @@
         </w:tc>
         <w:tc>
           <w:tcPr>
-            <w:tcW w:w="1100" w:type="dxa"/>
-          </w:tcPr>
-          <w:p>
-            <w:pPr>
-              <w:spacing w:after="40"/>
-            </w:pPr>
-            <w:r>
-              <w:rPr>
-                <w:rFonts w:ascii="Times New Roman" w:hAnsi="Times New Roman" w:cs="Times New Roman"/>
-                <w:sz w:val="18"/>
-                <w:szCs w:val="18"/>
-              </w:rPr>
-              <w:t xml:space="preserve">6.0</w:t>
-            </w:r>
-          </w:p>
-        </w:tc>
-        <w:tc>
-          <w:tcPr>
-            <w:tcW w:w="5460" w:type="dxa"/>
+            <w:tcW w:w="2100" w:type="dxa"/>
+          </w:tcPr>
+          <w:p>
+            <w:pPr>
+              <w:spacing w:after="40"/>
+            </w:pPr>
+            <w:r>
+              <w:rPr>
+                <w:rFonts w:ascii="Times New Roman" w:hAnsi="Times New Roman" w:cs="Times New Roman"/>
+                <w:sz w:val="18"/>
+                <w:szCs w:val="18"/>
+              </w:rPr>
+              <w:t xml:space="preserve">5.5–6.5（中点 6）</w:t>
+            </w:r>
+          </w:p>
+        </w:tc>
+        <w:tc>
+          <w:tcPr>
+            <w:tcW w:w="4460" w:type="dxa"/>
           </w:tcPr>
           <w:p>
             <w:pPr>
@@ -1069,25 +1069,25 @@
         </w:tc>
         <w:tc>
           <w:tcPr>
-            <w:tcW w:w="1100" w:type="dxa"/>
-          </w:tcPr>
-          <w:p>
-            <w:pPr>
-              <w:spacing w:after="40"/>
-            </w:pPr>
-            <w:r>
-              <w:rPr>
-                <w:rFonts w:ascii="Times New Roman" w:hAnsi="Times New Roman" w:cs="Times New Roman"/>
-                <w:sz w:val="18"/>
-                <w:szCs w:val="18"/>
-              </w:rPr>
-              <w:t xml:space="preserve">5.5</w:t>
-            </w:r>
-          </w:p>
-        </w:tc>
-        <w:tc>
-          <w:tcPr>
-            <w:tcW w:w="5460" w:type="dxa"/>
+            <w:tcW w:w="2100" w:type="dxa"/>
+          </w:tcPr>
+          <w:p>
+            <w:pPr>
+              <w:spacing w:after="40"/>
+            </w:pPr>
+            <w:r>
+              <w:rPr>
+                <w:rFonts w:ascii="Times New Roman" w:hAnsi="Times New Roman" w:cs="Times New Roman"/>
+                <w:sz w:val="18"/>
+                <w:szCs w:val="18"/>
+              </w:rPr>
+              <w:t xml:space="preserve">5.0–6.0（中点 5.5）</w:t>
+            </w:r>
+          </w:p>
+        </w:tc>
+        <w:tc>
+          <w:tcPr>
+            <w:tcW w:w="4460" w:type="dxa"/>
           </w:tcPr>
           <w:p>
             <w:pPr>
@@ -1119,43 +1119,43 @@
                 <w:sz w:val="18"/>
                 <w:szCs w:val="18"/>
               </w:rPr>
-              <w:t xml:space="preserve">总分</w:t>
-            </w:r>
-          </w:p>
-        </w:tc>
-        <w:tc>
-          <w:tcPr>
-            <w:tcW w:w="1100" w:type="dxa"/>
-          </w:tcPr>
-          <w:p>
-            <w:pPr>
-              <w:spacing w:after="40"/>
-            </w:pPr>
-            <w:r>
-              <w:rPr>
-                <w:rFonts w:ascii="Times New Roman" w:hAnsi="Times New Roman" w:cs="Times New Roman"/>
-                <w:sz w:val="18"/>
-                <w:szCs w:val="18"/>
-              </w:rPr>
-              <w:t xml:space="preserve">6.0</w:t>
-            </w:r>
-          </w:p>
-        </w:tc>
-        <w:tc>
-          <w:tcPr>
-            <w:tcW w:w="5460" w:type="dxa"/>
-          </w:tcPr>
-          <w:p>
-            <w:pPr>
-              <w:spacing w:after="40"/>
-            </w:pPr>
-            <w:r>
-              <w:rPr>
-                <w:rFonts w:ascii="Times New Roman" w:hAnsi="Times New Roman" w:cs="Times New Roman"/>
-                <w:sz w:val="18"/>
-                <w:szCs w:val="18"/>
-              </w:rPr>
-              <w:t xml:space="preserve">四项均值 5.875 → 四舍五入到最近 0.5 → 6.0</w:t>
+              <w:t xml:space="preserve">整体位置</w:t>
+            </w:r>
+          </w:p>
+        </w:tc>
+        <w:tc>
+          <w:tcPr>
+            <w:tcW w:w="2100" w:type="dxa"/>
+          </w:tcPr>
+          <w:p>
+            <w:pPr>
+              <w:spacing w:after="40"/>
+            </w:pPr>
+            <w:r>
+              <w:rPr>
+                <w:rFonts w:ascii="Times New Roman" w:hAnsi="Times New Roman" w:cs="Times New Roman"/>
+                <w:sz w:val="18"/>
+                <w:szCs w:val="18"/>
+              </w:rPr>
+              <w:t xml:space="preserve">5.0–6.5（中点 6）</w:t>
+            </w:r>
+          </w:p>
+        </w:tc>
+        <w:tc>
+          <w:tcPr>
+            <w:tcW w:w="4460" w:type="dxa"/>
+          </w:tcPr>
+          <w:p>
+            <w:pPr>
+              <w:spacing w:after="40"/>
+            </w:pPr>
+            <w:r>
+              <w:rPr>
+                <w:rFonts w:ascii="Times New Roman" w:hAnsi="Times New Roman" w:cs="Times New Roman"/>
+                <w:sz w:val="18"/>
+                <w:szCs w:val="18"/>
+              </w:rPr>
+              <w:t xml:space="preserve">四项区间叠加；四项中点均值 5.875 → 6.0。不给单点总分　区间 = 中点 ± 0.5，反映工具的输出精度；不给单点总分。</w:t>
             </w:r>
           </w:p>
         </w:tc>

--- a/examples/reviewed-task2.docx
+++ b/examples/reviewed-task2.docx
@@ -3937,7 +3937,7 @@
           <w:sz w:val="20"/>
           <w:szCs w:val="20"/>
         </w:rPr>
-        <w:t xml:space="preserve">• 关于时间分配的建议：本文 259 词、高出下限仅 9 词，说明字数不是问题。把省下的时间用于写完后的 3 分钟检查，专门扫三类错误：冠词（6 处）、主谓一致（1 处）、名词单复数（2 处）——这 9 处修掉，GRA 就能从 5.5 提到 6.0，总分随之从 6.0 变 6.5。</w:t>
+        <w:t xml:space="preserve">• 关于时间分配的建议：本文 259 词、高出下限仅 9 词，说明字数不是问题。把省下的时间用于写完后的 3 分钟检查，专门扫三类错误：冠词（6 处）、主谓一致（1 处）、名词单复数（2 处）——这 9 处修掉，GRA 的中点就能从 5.5 提到 6.0，整体位置的中点随之从 6.0 变 6.5。</w:t>
       </w:r>
     </w:p>
     <w:p>
